--- a/Отчетность/Отчет по практике Стецук 1 курс КЭО.docx
+++ b/Отчетность/Отчет по практике Стецук 1 курс КЭО.docx
@@ -34,12 +34,12 @@
             <wp:extent cx="1372235" cy="1426845"/>
             <wp:effectExtent b="0" l="0" r="0" t="0"/>
             <wp:wrapSquare wrapText="bothSides" distB="0" distT="0" distL="114300" distR="114300"/>
-            <wp:docPr id="5" name="image3.png"/>
+            <wp:docPr id="5" name="image1.png"/>
             <a:graphic>
               <a:graphicData uri="http://schemas.openxmlformats.org/drawingml/2006/picture">
                 <pic:pic>
                   <pic:nvPicPr>
-                    <pic:cNvPr id="0" name="image3.png"/>
+                    <pic:cNvPr id="0" name="image1.png"/>
                     <pic:cNvPicPr preferRelativeResize="0"/>
                   </pic:nvPicPr>
                   <pic:blipFill>
@@ -206,12 +206,12 @@
                 <wp:extent cx="6362700" cy="12700"/>
                 <wp:effectExtent b="0" l="0" r="0" t="0"/>
                 <wp:wrapNone/>
-                <wp:docPr id="1" name="image5.png"/>
+                <wp:docPr id="1" name="image4.png"/>
                 <a:graphic>
                   <a:graphicData uri="http://schemas.openxmlformats.org/drawingml/2006/picture">
                     <pic:pic>
                       <pic:nvPicPr>
-                        <pic:cNvPr id="0" name="image5.png"/>
+                        <pic:cNvPr id="0" name="image4.png"/>
                         <pic:cNvPicPr preferRelativeResize="0"/>
                       </pic:nvPicPr>
                       <pic:blipFill>
@@ -1109,12 +1109,12 @@
           <wp:inline distB="114300" distT="114300" distL="114300" distR="114300">
             <wp:extent cx="2340000" cy="2340000"/>
             <wp:effectExtent b="0" l="0" r="0" t="0"/>
-            <wp:docPr id="2" name="image1.png"/>
+            <wp:docPr id="2" name="image5.png"/>
             <a:graphic>
               <a:graphicData uri="http://schemas.openxmlformats.org/drawingml/2006/picture">
                 <pic:pic>
                   <pic:nvPicPr>
-                    <pic:cNvPr id="0" name="image1.png"/>
+                    <pic:cNvPr id="0" name="image5.png"/>
                     <pic:cNvPicPr preferRelativeResize="0"/>
                   </pic:nvPicPr>
                   <pic:blipFill>
@@ -1425,176 +1425,6 @@
     </w:p>
     <w:p>
       <w:pPr>
-        <w:pStyle w:val="Heading1"/>
-        <w:ind w:left="-851" w:firstLine="0"/>
-        <w:jc w:val="center"/>
-        <w:rPr>
-          <w:sz w:val="28"/>
-          <w:szCs w:val="28"/>
-        </w:rPr>
-      </w:pPr>
-      <w:r>
-        <w:rPr>
-          <w:sz w:val="28"/>
-          <w:szCs w:val="28"/>
-          <w:rtl w:val="0"/>
-        </w:rPr>
-        <w:t xml:space="preserve">II. Вариативная самостоятельная работа</w:t>
-      </w:r>
-    </w:p>
-    <w:p>
-      <w:pPr>
-        <w:spacing w:after="0" w:line="240" w:lineRule="auto"/>
-        <w:ind w:left="-851" w:firstLine="0"/>
-        <w:jc w:val="center"/>
-        <w:rPr>
-          <w:rFonts w:ascii="Times New Roman" w:cs="Times New Roman" w:eastAsia="Times New Roman" w:hAnsi="Times New Roman"/>
-          <w:b w:val="1"/>
-          <w:bCs w:val="1"/>
-          <w:color w:val="000000"/>
-          <w:sz w:val="24"/>
-          <w:szCs w:val="24"/>
-        </w:rPr>
-      </w:pPr>
-      <w:r>
-        <w:rPr>
-          <w:rFonts w:ascii="Times New Roman" w:cs="Times New Roman" w:eastAsia="Times New Roman" w:hAnsi="Times New Roman"/>
-          <w:b w:val="1"/>
-          <w:bCs w:val="1"/>
-          <w:color w:val="000000"/>
-          <w:sz w:val="24"/>
-          <w:szCs w:val="24"/>
-          <w:rtl w:val="0"/>
-        </w:rPr>
-        <w:t xml:space="preserve">(выбрать одно из заданий с одинаковыми номерами)</w:t>
-      </w:r>
-    </w:p>
-    <w:p>
-      <w:pPr>
-        <w:spacing w:after="0" w:line="240" w:lineRule="auto"/>
-        <w:ind w:left="-851" w:firstLine="0"/>
-        <w:jc w:val="center"/>
-        <w:rPr>
-          <w:rFonts w:ascii="Times New Roman" w:cs="Times New Roman" w:eastAsia="Times New Roman" w:hAnsi="Times New Roman"/>
-          <w:b w:val="1"/>
-          <w:bCs w:val="1"/>
-          <w:color w:val="000000"/>
-          <w:sz w:val="24"/>
-          <w:szCs w:val="24"/>
-        </w:rPr>
-      </w:pPr>
-      <w:r>
-        <w:rPr>
-          <w:rtl w:val="0"/>
-        </w:rPr>
-      </w:r>
-    </w:p>
-    <w:p>
-      <w:pPr>
-        <w:spacing w:after="0" w:line="240" w:lineRule="auto"/>
-        <w:ind w:left="-851" w:firstLine="0"/>
-        <w:rPr>
-          <w:rFonts w:ascii="Times New Roman" w:cs="Times New Roman" w:eastAsia="Times New Roman" w:hAnsi="Times New Roman"/>
-          <w:b w:val="1"/>
-          <w:bCs w:val="1"/>
-          <w:color w:val="000000"/>
-          <w:sz w:val="24"/>
-          <w:szCs w:val="24"/>
-        </w:rPr>
-      </w:pPr>
-      <w:r>
-        <w:rPr>
-          <w:rtl w:val="0"/>
-        </w:rPr>
-      </w:r>
-    </w:p>
-    <w:p>
-      <w:pPr>
-        <w:spacing w:after="0" w:line="360" w:lineRule="auto"/>
-        <w:ind w:left="-851" w:firstLine="0"/>
-        <w:jc w:val="both"/>
-        <w:rPr>
-          <w:rFonts w:ascii="Times New Roman" w:cs="Times New Roman" w:eastAsia="Times New Roman" w:hAnsi="Times New Roman"/>
-        </w:rPr>
-      </w:pPr>
-      <w:r>
-        <w:rPr>
-          <w:rFonts w:ascii="Times New Roman" w:cs="Times New Roman" w:eastAsia="Times New Roman" w:hAnsi="Times New Roman"/>
-          <w:b w:val="1"/>
-          <w:bCs w:val="1"/>
-          <w:sz w:val="24"/>
-          <w:szCs w:val="24"/>
-          <w:rtl w:val="0"/>
-        </w:rPr>
-        <w:t xml:space="preserve">Задание 2.1.</w:t>
-      </w:r>
-      <w:r>
-        <w:rPr>
-          <w:rFonts w:ascii="Times New Roman" w:cs="Times New Roman" w:eastAsia="Times New Roman" w:hAnsi="Times New Roman"/>
-          <w:sz w:val="24"/>
-          <w:szCs w:val="24"/>
-          <w:rtl w:val="0"/>
-        </w:rPr>
-        <w:t xml:space="preserve"> </w:t>
-      </w:r>
-      <w:r>
-        <w:rPr>
-          <w:rFonts w:ascii="Times New Roman" w:cs="Times New Roman" w:eastAsia="Times New Roman" w:hAnsi="Times New Roman"/>
-          <w:rtl w:val="0"/>
-        </w:rPr>
-        <w:t xml:space="preserve">Подготовить и провести (принять участие) круглый стол (в формате вебинара) по вопросам корпоративного электронного обучения / инструментам и технологиям электронного обучения / мобильному обучению / перевернутому обучению.</w:t>
-      </w:r>
-    </w:p>
-    <w:p>
-      <w:pPr>
-        <w:tabs>
-          <w:tab w:val="left" w:leader="none" w:pos="-851"/>
-        </w:tabs>
-        <w:spacing w:after="0" w:line="240" w:lineRule="auto"/>
-        <w:ind w:left="-851" w:firstLine="0"/>
-        <w:rPr>
-          <w:rFonts w:ascii="Times New Roman" w:cs="Times New Roman" w:eastAsia="Times New Roman" w:hAnsi="Times New Roman"/>
-          <w:i w:val="1"/>
-          <w:iCs w:val="1"/>
-        </w:rPr>
-      </w:pPr>
-      <w:r>
-        <w:rPr>
-          <w:rFonts w:ascii="Times New Roman" w:cs="Times New Roman" w:eastAsia="Times New Roman" w:hAnsi="Times New Roman"/>
-          <w:i w:val="1"/>
-          <w:iCs w:val="1"/>
-          <w:sz w:val="24"/>
-          <w:szCs w:val="24"/>
-          <w:rtl w:val="0"/>
-        </w:rPr>
-        <w:t xml:space="preserve">Примечание:</w:t>
-      </w:r>
-      <w:r>
-        <w:rPr>
-          <w:rFonts w:ascii="Times New Roman" w:cs="Times New Roman" w:eastAsia="Times New Roman" w:hAnsi="Times New Roman"/>
-          <w:b w:val="1"/>
-          <w:bCs w:val="1"/>
-          <w:i w:val="1"/>
-          <w:iCs w:val="1"/>
-          <w:color w:val="000000"/>
-          <w:sz w:val="28"/>
-          <w:szCs w:val="28"/>
-          <w:rtl w:val="0"/>
-        </w:rPr>
-        <w:t xml:space="preserve"> </w:t>
-      </w:r>
-      <w:r>
-        <w:rPr>
-          <w:rFonts w:ascii="Times New Roman" w:cs="Times New Roman" w:eastAsia="Times New Roman" w:hAnsi="Times New Roman"/>
-          <w:i w:val="1"/>
-          <w:iCs w:val="1"/>
-          <w:rtl w:val="0"/>
-        </w:rPr>
-        <w:t xml:space="preserve">Текстовый документ</w:t>
-      </w:r>
-    </w:p>
-    <w:p>
-      <w:pPr>
         <w:keepNext w:val="0"/>
         <w:keepLines w:val="0"/>
         <w:pageBreakBefore w:val="0"/>
@@ -1612,69 +1442,49 @@
         <w:jc w:val="left"/>
         <w:rPr>
           <w:rFonts w:ascii="Times New Roman" w:cs="Times New Roman" w:eastAsia="Times New Roman" w:hAnsi="Times New Roman"/>
+          <w:i w:val="1"/>
+          <w:iCs w:val="1"/>
+          <w:sz w:val="24"/>
+          <w:szCs w:val="24"/>
+        </w:rPr>
+      </w:pPr>
+      <w:r>
+        <w:rPr>
+          <w:rtl w:val="0"/>
+        </w:rPr>
+      </w:r>
+    </w:p>
+    <w:p>
+      <w:pPr>
+        <w:pStyle w:val="Heading1"/>
+        <w:ind w:left="-851" w:firstLine="0"/>
+        <w:jc w:val="center"/>
+        <w:rPr>
+          <w:sz w:val="28"/>
+          <w:szCs w:val="28"/>
+        </w:rPr>
+      </w:pPr>
+      <w:r>
+        <w:rPr>
+          <w:sz w:val="28"/>
+          <w:szCs w:val="28"/>
+          <w:rtl w:val="0"/>
+        </w:rPr>
+        <w:t xml:space="preserve">II. Вариативная самостоятельная работа</w:t>
+      </w:r>
+    </w:p>
+    <w:p>
+      <w:pPr>
+        <w:spacing w:after="0" w:line="240" w:lineRule="auto"/>
+        <w:ind w:left="-851" w:firstLine="0"/>
+        <w:jc w:val="center"/>
+        <w:rPr>
+          <w:rFonts w:ascii="Times New Roman" w:cs="Times New Roman" w:eastAsia="Times New Roman" w:hAnsi="Times New Roman"/>
           <w:b w:val="1"/>
           <w:bCs w:val="1"/>
-          <w:i w:val="1"/>
-          <w:iCs w:val="1"/>
-          <w:smallCaps w:val="0"/>
-          <w:strike w:val="0"/>
           <w:color w:val="000000"/>
-          <w:sz w:val="28"/>
-          <w:szCs w:val="28"/>
-          <w:u w:val="none"/>
-          <w:shd w:fill="auto" w:val="clear"/>
-          <w:vertAlign w:val="baseline"/>
-        </w:rPr>
-      </w:pPr>
-      <w:r>
-        <w:rPr>
-          <w:rFonts w:ascii="Times New Roman" w:cs="Times New Roman" w:eastAsia="Times New Roman" w:hAnsi="Times New Roman"/>
-          <w:b w:val="0"/>
-          <w:bCs w:val="0"/>
-          <w:i w:val="1"/>
-          <w:iCs w:val="1"/>
-          <w:smallCaps w:val="0"/>
-          <w:strike w:val="0"/>
-          <w:color w:val="000000"/>
-          <w:sz w:val="24"/>
-          <w:szCs w:val="24"/>
-          <w:u w:val="none"/>
-          <w:shd w:fill="auto" w:val="clear"/>
-          <w:vertAlign w:val="baseline"/>
-          <w:rtl w:val="0"/>
-        </w:rPr>
-        <w:t xml:space="preserve">QR-код задания (на GIT-репозиторий):</w:t>
-      </w:r>
-      <w:r>
-        <w:rPr>
-          <w:rtl w:val="0"/>
-        </w:rPr>
-      </w:r>
-    </w:p>
-    <w:p>
-      <w:pPr>
-        <w:spacing w:after="0" w:line="360" w:lineRule="auto"/>
-        <w:ind w:left="-851" w:firstLine="0"/>
-        <w:jc w:val="both"/>
-        <w:rPr>
-          <w:rFonts w:ascii="Times New Roman" w:cs="Times New Roman" w:eastAsia="Times New Roman" w:hAnsi="Times New Roman"/>
-          <w:sz w:val="24"/>
-          <w:szCs w:val="24"/>
-        </w:rPr>
-      </w:pPr>
-      <w:r>
-        <w:rPr>
-          <w:rtl w:val="0"/>
-        </w:rPr>
-      </w:r>
-    </w:p>
-    <w:p>
-      <w:pPr>
-        <w:spacing w:after="0" w:line="360" w:lineRule="auto"/>
-        <w:ind w:left="-851" w:firstLine="0"/>
-        <w:jc w:val="both"/>
-        <w:rPr>
-          <w:rFonts w:ascii="Times New Roman" w:cs="Times New Roman" w:eastAsia="Times New Roman" w:hAnsi="Times New Roman"/>
+          <w:sz w:val="24"/>
+          <w:szCs w:val="24"/>
         </w:rPr>
       </w:pPr>
       <w:r>
@@ -1682,6 +1492,67 @@
           <w:rFonts w:ascii="Times New Roman" w:cs="Times New Roman" w:eastAsia="Times New Roman" w:hAnsi="Times New Roman"/>
           <w:b w:val="1"/>
           <w:bCs w:val="1"/>
+          <w:color w:val="000000"/>
+          <w:sz w:val="24"/>
+          <w:szCs w:val="24"/>
+          <w:rtl w:val="0"/>
+        </w:rPr>
+        <w:t xml:space="preserve">(выбрать одно из заданий с одинаковыми номерами)</w:t>
+      </w:r>
+    </w:p>
+    <w:p>
+      <w:pPr>
+        <w:spacing w:after="0" w:line="240" w:lineRule="auto"/>
+        <w:ind w:left="-851" w:firstLine="0"/>
+        <w:jc w:val="center"/>
+        <w:rPr>
+          <w:rFonts w:ascii="Times New Roman" w:cs="Times New Roman" w:eastAsia="Times New Roman" w:hAnsi="Times New Roman"/>
+          <w:b w:val="1"/>
+          <w:bCs w:val="1"/>
+          <w:color w:val="000000"/>
+          <w:sz w:val="24"/>
+          <w:szCs w:val="24"/>
+        </w:rPr>
+      </w:pPr>
+      <w:r>
+        <w:rPr>
+          <w:rtl w:val="0"/>
+        </w:rPr>
+      </w:r>
+    </w:p>
+    <w:p>
+      <w:pPr>
+        <w:spacing w:after="0" w:line="240" w:lineRule="auto"/>
+        <w:ind w:left="-851" w:firstLine="0"/>
+        <w:rPr>
+          <w:rFonts w:ascii="Times New Roman" w:cs="Times New Roman" w:eastAsia="Times New Roman" w:hAnsi="Times New Roman"/>
+          <w:b w:val="1"/>
+          <w:bCs w:val="1"/>
+          <w:color w:val="000000"/>
+          <w:sz w:val="24"/>
+          <w:szCs w:val="24"/>
+        </w:rPr>
+      </w:pPr>
+      <w:r>
+        <w:rPr>
+          <w:rtl w:val="0"/>
+        </w:rPr>
+      </w:r>
+    </w:p>
+    <w:p>
+      <w:pPr>
+        <w:spacing w:after="0" w:line="360" w:lineRule="auto"/>
+        <w:ind w:left="-851" w:firstLine="0"/>
+        <w:jc w:val="both"/>
+        <w:rPr>
+          <w:rFonts w:ascii="Times New Roman" w:cs="Times New Roman" w:eastAsia="Times New Roman" w:hAnsi="Times New Roman"/>
+        </w:rPr>
+      </w:pPr>
+      <w:r>
+        <w:rPr>
+          <w:rFonts w:ascii="Times New Roman" w:cs="Times New Roman" w:eastAsia="Times New Roman" w:hAnsi="Times New Roman"/>
+          <w:b w:val="1"/>
+          <w:bCs w:val="1"/>
           <w:sz w:val="24"/>
           <w:szCs w:val="24"/>
           <w:rtl w:val="0"/>
@@ -1702,7 +1573,7 @@
           <w:rFonts w:ascii="Times New Roman" w:cs="Times New Roman" w:eastAsia="Times New Roman" w:hAnsi="Times New Roman"/>
           <w:rtl w:val="0"/>
         </w:rPr>
-        <w:t xml:space="preserve">Выполнить анализ и оценку качества электронных образовательных ресурсов в соответствии с темой магистерской диссертации.</w:t>
+        <w:t xml:space="preserve">Подготовить и провести (принять участие) круглый стол (в формате вебинара) по вопросам корпоративного электронного обучения / инструментам и технологиям электронного обучения / мобильному обучению / перевернутому обучению.</w:t>
       </w:r>
     </w:p>
     <w:p>
@@ -1750,7 +1621,7 @@
           <w:iCs w:val="1"/>
           <w:rtl w:val="0"/>
         </w:rPr>
-        <w:t xml:space="preserve">Анализ</w:t>
+        <w:t xml:space="preserve">Текстовый документ</w:t>
       </w:r>
     </w:p>
     <w:p>
@@ -1818,6 +1689,8 @@
         <w:jc w:val="both"/>
         <w:rPr>
           <w:rFonts w:ascii="Times New Roman" w:cs="Times New Roman" w:eastAsia="Times New Roman" w:hAnsi="Times New Roman"/>
+          <w:sz w:val="24"/>
+          <w:szCs w:val="24"/>
         </w:rPr>
       </w:pPr>
       <w:r>
@@ -1840,6 +1713,8 @@
           <w:rFonts w:ascii="Times New Roman" w:cs="Times New Roman" w:eastAsia="Times New Roman" w:hAnsi="Times New Roman"/>
           <w:b w:val="1"/>
           <w:bCs w:val="1"/>
+          <w:sz w:val="24"/>
+          <w:szCs w:val="24"/>
           <w:rtl w:val="0"/>
         </w:rPr>
         <w:t xml:space="preserve">Задание 2.1.</w:t>
@@ -1847,9 +1722,18 @@
       <w:r>
         <w:rPr>
           <w:rFonts w:ascii="Times New Roman" w:cs="Times New Roman" w:eastAsia="Times New Roman" w:hAnsi="Times New Roman"/>
-          <w:rtl w:val="0"/>
-        </w:rPr>
-        <w:t xml:space="preserve"> Провести исследование методик использования технологий электронного обучения (в соответствии с темой магистерской диссертации).</w:t>
+          <w:sz w:val="24"/>
+          <w:szCs w:val="24"/>
+          <w:rtl w:val="0"/>
+        </w:rPr>
+        <w:t xml:space="preserve"> </w:t>
+      </w:r>
+      <w:r>
+        <w:rPr>
+          <w:rFonts w:ascii="Times New Roman" w:cs="Times New Roman" w:eastAsia="Times New Roman" w:hAnsi="Times New Roman"/>
+          <w:rtl w:val="0"/>
+        </w:rPr>
+        <w:t xml:space="preserve">Выполнить анализ и оценку качества электронных образовательных ресурсов в соответствии с темой магистерской диссертации.</w:t>
       </w:r>
     </w:p>
     <w:p>
@@ -1897,7 +1781,7 @@
           <w:iCs w:val="1"/>
           <w:rtl w:val="0"/>
         </w:rPr>
-        <w:t xml:space="preserve">Конспект (текстовый файл)</w:t>
+        <w:t xml:space="preserve">Анализ</w:t>
       </w:r>
     </w:p>
     <w:p>
@@ -1919,15 +1803,15 @@
         <w:jc w:val="left"/>
         <w:rPr>
           <w:rFonts w:ascii="Times New Roman" w:cs="Times New Roman" w:eastAsia="Times New Roman" w:hAnsi="Times New Roman"/>
-          <w:b w:val="0"/>
-          <w:bCs w:val="0"/>
+          <w:b w:val="1"/>
+          <w:bCs w:val="1"/>
           <w:i w:val="1"/>
           <w:iCs w:val="1"/>
           <w:smallCaps w:val="0"/>
           <w:strike w:val="0"/>
           <w:color w:val="000000"/>
-          <w:sz w:val="24"/>
-          <w:szCs w:val="24"/>
+          <w:sz w:val="28"/>
+          <w:szCs w:val="28"/>
           <w:u w:val="none"/>
           <w:shd w:fill="auto" w:val="clear"/>
           <w:vertAlign w:val="baseline"/>
@@ -1951,6 +1835,100 @@
           <w:rtl w:val="0"/>
         </w:rPr>
         <w:t xml:space="preserve">QR-код задания (на GIT-репозиторий):</w:t>
+      </w:r>
+      <w:r>
+        <w:rPr>
+          <w:rtl w:val="0"/>
+        </w:rPr>
+      </w:r>
+    </w:p>
+    <w:p>
+      <w:pPr>
+        <w:spacing w:after="0" w:line="360" w:lineRule="auto"/>
+        <w:ind w:left="-851" w:firstLine="0"/>
+        <w:jc w:val="both"/>
+        <w:rPr>
+          <w:rFonts w:ascii="Times New Roman" w:cs="Times New Roman" w:eastAsia="Times New Roman" w:hAnsi="Times New Roman"/>
+        </w:rPr>
+      </w:pPr>
+      <w:r>
+        <w:rPr>
+          <w:rtl w:val="0"/>
+        </w:rPr>
+      </w:r>
+    </w:p>
+    <w:p>
+      <w:pPr>
+        <w:spacing w:after="0" w:line="360" w:lineRule="auto"/>
+        <w:ind w:left="-851" w:firstLine="0"/>
+        <w:jc w:val="both"/>
+        <w:rPr>
+          <w:rFonts w:ascii="Times New Roman" w:cs="Times New Roman" w:eastAsia="Times New Roman" w:hAnsi="Times New Roman"/>
+        </w:rPr>
+      </w:pPr>
+      <w:r>
+        <w:rPr>
+          <w:rFonts w:ascii="Times New Roman" w:cs="Times New Roman" w:eastAsia="Times New Roman" w:hAnsi="Times New Roman"/>
+          <w:b w:val="1"/>
+          <w:bCs w:val="1"/>
+          <w:rtl w:val="0"/>
+        </w:rPr>
+        <w:t xml:space="preserve">Задание 2.1.</w:t>
+      </w:r>
+      <w:r>
+        <w:rPr>
+          <w:rFonts w:ascii="Times New Roman" w:cs="Times New Roman" w:eastAsia="Times New Roman" w:hAnsi="Times New Roman"/>
+          <w:rtl w:val="0"/>
+        </w:rPr>
+        <w:t xml:space="preserve"> Провести исследование методик использования технологий электронного обучения (в соответствии с темой магистерской диссертации).</w:t>
+      </w:r>
+    </w:p>
+    <w:p>
+      <w:pPr>
+        <w:tabs>
+          <w:tab w:val="left" w:leader="none" w:pos="-851"/>
+        </w:tabs>
+        <w:spacing w:after="0" w:line="240" w:lineRule="auto"/>
+        <w:ind w:left="-851" w:firstLine="0"/>
+        <w:rPr>
+          <w:rFonts w:ascii="Times New Roman" w:cs="Times New Roman" w:eastAsia="Times New Roman" w:hAnsi="Times New Roman"/>
+          <w:i w:val="1"/>
+          <w:iCs w:val="1"/>
+        </w:rPr>
+      </w:pPr>
+      <w:r>
+        <w:rPr>
+          <w:rFonts w:ascii="Times New Roman" w:cs="Times New Roman" w:eastAsia="Times New Roman" w:hAnsi="Times New Roman"/>
+          <w:i w:val="1"/>
+          <w:iCs w:val="1"/>
+          <w:sz w:val="24"/>
+          <w:szCs w:val="24"/>
+          <w:rtl w:val="0"/>
+        </w:rPr>
+        <w:t xml:space="preserve">Примечание:</w:t>
+      </w:r>
+      <w:r>
+        <w:rPr>
+          <w:rFonts w:ascii="Times New Roman" w:cs="Times New Roman" w:eastAsia="Times New Roman" w:hAnsi="Times New Roman"/>
+          <w:b w:val="1"/>
+          <w:bCs w:val="1"/>
+          <w:i w:val="1"/>
+          <w:iCs w:val="1"/>
+          <w:color w:val="000000"/>
+          <w:sz w:val="28"/>
+          <w:szCs w:val="28"/>
+          <w:rtl w:val="0"/>
+        </w:rPr>
+        <w:t xml:space="preserve"> </w:t>
+      </w:r>
+      <w:r>
+        <w:rPr>
+          <w:rFonts w:ascii="Times New Roman" w:cs="Times New Roman" w:eastAsia="Times New Roman" w:hAnsi="Times New Roman"/>
+          <w:i w:val="1"/>
+          <w:iCs w:val="1"/>
+          <w:rtl w:val="0"/>
+        </w:rPr>
+        <w:t xml:space="preserve">Конспект (текстовый файл)</w:t>
       </w:r>
     </w:p>
     <w:p>
@@ -1972,6 +1950,59 @@
         <w:jc w:val="left"/>
         <w:rPr>
           <w:rFonts w:ascii="Times New Roman" w:cs="Times New Roman" w:eastAsia="Times New Roman" w:hAnsi="Times New Roman"/>
+          <w:b w:val="0"/>
+          <w:bCs w:val="0"/>
+          <w:i w:val="1"/>
+          <w:iCs w:val="1"/>
+          <w:smallCaps w:val="0"/>
+          <w:strike w:val="0"/>
+          <w:color w:val="000000"/>
+          <w:sz w:val="24"/>
+          <w:szCs w:val="24"/>
+          <w:u w:val="none"/>
+          <w:shd w:fill="auto" w:val="clear"/>
+          <w:vertAlign w:val="baseline"/>
+        </w:rPr>
+      </w:pPr>
+      <w:r>
+        <w:rPr>
+          <w:rFonts w:ascii="Times New Roman" w:cs="Times New Roman" w:eastAsia="Times New Roman" w:hAnsi="Times New Roman"/>
+          <w:b w:val="0"/>
+          <w:bCs w:val="0"/>
+          <w:i w:val="1"/>
+          <w:iCs w:val="1"/>
+          <w:smallCaps w:val="0"/>
+          <w:strike w:val="0"/>
+          <w:color w:val="000000"/>
+          <w:sz w:val="24"/>
+          <w:szCs w:val="24"/>
+          <w:u w:val="none"/>
+          <w:shd w:fill="auto" w:val="clear"/>
+          <w:vertAlign w:val="baseline"/>
+          <w:rtl w:val="0"/>
+        </w:rPr>
+        <w:t xml:space="preserve">QR-код задания (на GIT-репозиторий):</w:t>
+      </w:r>
+    </w:p>
+    <w:p>
+      <w:pPr>
+        <w:keepNext w:val="0"/>
+        <w:keepLines w:val="0"/>
+        <w:pageBreakBefore w:val="0"/>
+        <w:widowControl w:val="1"/>
+        <w:pBdr>
+          <w:top w:space="0" w:sz="0" w:val="nil"/>
+          <w:left w:space="0" w:sz="0" w:val="nil"/>
+          <w:bottom w:space="0" w:sz="0" w:val="nil"/>
+          <w:right w:space="0" w:sz="0" w:val="nil"/>
+          <w:between w:space="0" w:sz="0" w:val="nil"/>
+        </w:pBdr>
+        <w:shd w:fill="auto" w:val="clear"/>
+        <w:spacing w:after="200" w:before="0" w:line="276" w:lineRule="auto"/>
+        <w:ind w:left="-851" w:right="0" w:firstLine="0"/>
+        <w:jc w:val="left"/>
+        <w:rPr>
+          <w:rFonts w:ascii="Times New Roman" w:cs="Times New Roman" w:eastAsia="Times New Roman" w:hAnsi="Times New Roman"/>
           <w:i w:val="1"/>
           <w:iCs w:val="1"/>
           <w:sz w:val="24"/>
@@ -1990,12 +2021,12 @@
           <wp:inline distB="114300" distT="114300" distL="114300" distR="114300">
             <wp:extent cx="2340000" cy="2340000"/>
             <wp:effectExtent b="0" l="0" r="0" t="0"/>
-            <wp:docPr id="4" name="image4.png"/>
+            <wp:docPr id="4" name="image3.png"/>
             <a:graphic>
               <a:graphicData uri="http://schemas.openxmlformats.org/drawingml/2006/picture">
                 <pic:pic>
                   <pic:nvPicPr>
-                    <pic:cNvPr id="0" name="image4.png"/>
+                    <pic:cNvPr id="0" name="image3.png"/>
                     <pic:cNvPicPr preferRelativeResize="0"/>
                   </pic:nvPicPr>
                   <pic:blipFill>

--- a/Отчетность/Отчет по практике Стецук 1 курс КЭО.docx
+++ b/Отчетность/Отчет по практике Стецук 1 курс КЭО.docx
@@ -206,12 +206,12 @@
                 <wp:extent cx="6362700" cy="12700"/>
                 <wp:effectExtent b="0" l="0" r="0" t="0"/>
                 <wp:wrapNone/>
-                <wp:docPr id="1" name="image4.png"/>
+                <wp:docPr id="1" name="image5.png"/>
                 <a:graphic>
                   <a:graphicData uri="http://schemas.openxmlformats.org/drawingml/2006/picture">
                     <pic:pic>
                       <pic:nvPicPr>
-                        <pic:cNvPr id="0" name="image4.png"/>
+                        <pic:cNvPr id="0" name="image5.png"/>
                         <pic:cNvPicPr preferRelativeResize="0"/>
                       </pic:nvPicPr>
                       <pic:blipFill>
@@ -1109,12 +1109,12 @@
           <wp:inline distB="114300" distT="114300" distL="114300" distR="114300">
             <wp:extent cx="2340000" cy="2340000"/>
             <wp:effectExtent b="0" l="0" r="0" t="0"/>
-            <wp:docPr id="2" name="image5.png"/>
+            <wp:docPr id="2" name="image2.png"/>
             <a:graphic>
               <a:graphicData uri="http://schemas.openxmlformats.org/drawingml/2006/picture">
                 <pic:pic>
                   <pic:nvPicPr>
-                    <pic:cNvPr id="0" name="image5.png"/>
+                    <pic:cNvPr id="0" name="image2.png"/>
                     <pic:cNvPicPr preferRelativeResize="0"/>
                   </pic:nvPicPr>
                   <pic:blipFill>
@@ -1357,12 +1357,12 @@
           <wp:inline distB="114300" distT="114300" distL="114300" distR="114300">
             <wp:extent cx="2340000" cy="2340000"/>
             <wp:effectExtent b="0" l="0" r="0" t="0"/>
-            <wp:docPr id="3" name="image2.png"/>
+            <wp:docPr id="3" name="image4.png"/>
             <a:graphic>
               <a:graphicData uri="http://schemas.openxmlformats.org/drawingml/2006/picture">
                 <pic:pic>
                   <pic:nvPicPr>
-                    <pic:cNvPr id="0" name="image2.png"/>
+                    <pic:cNvPr id="0" name="image4.png"/>
                     <pic:cNvPicPr preferRelativeResize="0"/>
                   </pic:nvPicPr>
                   <pic:blipFill>
@@ -1871,6 +1871,8 @@
           <w:rFonts w:ascii="Times New Roman" w:cs="Times New Roman" w:eastAsia="Times New Roman" w:hAnsi="Times New Roman"/>
           <w:b w:val="1"/>
           <w:bCs w:val="1"/>
+          <w:sz w:val="24"/>
+          <w:szCs w:val="24"/>
           <w:rtl w:val="0"/>
         </w:rPr>
         <w:t xml:space="preserve">Задание 2.1.</w:t>
